--- a/document_templates/russian_library/Исковые_заявления/Семейные_споры/шаблон_Исковое_заявление_об_оспаривании_факта_отцовства.docx
+++ b/document_templates/russian_library/Исковые_заявления/Семейные_споры/шаблон_Исковое_заявление_об_оспаривании_факта_отцовства.docx
@@ -28,7 +28,7 @@
           <w:szCs w:val="24"/>
           <w:lang w:val="en-US"/>
         </w:rPr>
-        <w:t xml:space="preserve">{{ w_t_w_r_w_prooferr_w_type_spellstart_w_r_w_rsidr_00e64974_w_rpr_w_rfonts_w_ascii_times_new_roman_w_hansi_times_new_roman_w_cs_times_new_roman_w_sz_w_val_24_w_szcs_w_val_24_w_lang_w_val_en_us_w_rpr_w_t_court_name_w_t_w_r_w_prooferr_w_type_spellend_w_r_w_rsidr_00e64974_w_rpr_w_rfonts_w_ascii_times_new_roman_w_hansi_times_new_roman_w_cs_times_new_roman_w_sz_w_val_24_w_szcs_w_val_24_w_lang_w_val_en_us_w_rpr_w_t_xml_space_preserve }}</w:t>
+        <w:t xml:space="preserve">{{ court_name }}</w:t>
       </w:r>
     </w:p>
     <w:p>
@@ -42,15 +42,14 @@
           <w:lang w:val="en-US"/>
         </w:rPr>
       </w:pPr>
-      <w:proofErr w:type="gramStart"/>
-      <w:r>
-        <w:rPr>
-          <w:rFonts w:ascii="Times New Roman" w:hAnsi="Times New Roman" w:cs="Times New Roman"/>
-          <w:sz w:val="24"/>
-          <w:szCs w:val="24"/>
-          <w:lang w:val="en-US"/>
-        </w:rPr>
-        <w:t xml:space="preserve">{{ w_t_w_r_w_prooferr_w_type_spellstart_w_r_w_rpr_w_rfonts_w_ascii_times_new_roman_w_hansi_times_new_roman_w_cs_times_new_roman_w_sz_w_val_24_w_szcs_w_val_24_w_lang_w_val_en_us_w_rpr_w_t_court_w_t_w_r_w_prooferr_w_type_gramend_w_r_w_rsidrpr_00ef2cea_w_rpr_w_rfonts_w_ascii_times_new_roman_w_hansi_times_new_roman_w_cs_times_new_roman_w_sz_w_val_24_w_szcs_w_val_24_w_lang_w_val_en_us_w_rpr_w_t_w_t_w_r_w_r_w_rpr_w_rfonts_w_ascii_times_new_roman_w_hansi_times_new_roman_w_cs_times_new_roman_w_sz_w_val_24_w_szcs_w_val_24_w_lang_w_val_en_us_w_rpr_w_t_address_w_t_w_r_w_prooferr_w_type_spellend_w_r_w_rsidrpr_00ef2cea_w_rpr_w_rfonts_w_ascii_times_new_roman_w_hansi_times_new_roman_w_cs_times_new_roman_w_sz_w_val_24_w_szcs_w_val_24_w_lang_w_val_en_us_w_rpr_w_t_xml_space_preserve }}</w:t>
+      <w:r>
+        <w:rPr>
+          <w:rFonts w:ascii="Times New Roman" w:hAnsi="Times New Roman" w:cs="Times New Roman"/>
+          <w:sz w:val="24"/>
+          <w:szCs w:val="24"/>
+          <w:lang w:val="en-US"/>
+        </w:rPr>
+        <w:t xml:space="preserve">{{ court_address }}</w:t>
       </w:r>
     </w:p>
     <w:p>
@@ -88,7 +87,7 @@
           <w:szCs w:val="24"/>
           <w:lang w:val="en-US"/>
         </w:rPr>
-        <w:t xml:space="preserve">{{ w_t_w_r_w_r_w_rsidr_00e64974_w_rpr_w_rfonts_w_ascii_times_new_roman_w_hansi_times_new_roman_w_cs_times_new_roman_w_sz_w_val_24_w_szcs_w_val_24_w_lang_w_val_en_us_w_rpr_w_t_plaintiff_w_t_w_r_w_r_w_rsidr_00e64974_w_rsidrpr_00ef2cea_w_rpr_w_rfonts_w_ascii_times_new_roman_w_hansi_times_new_roman_w_cs_times_new_roman_w_sz_w_val_24_w_szcs_w_val_24_w_lang_w_val_en_us_w_rpr_w_t_xml_space_preserve }}</w:t>
+        <w:t xml:space="preserve">{{ plaintiff }}</w:t>
       </w:r>
     </w:p>
     <w:p>
@@ -117,7 +116,7 @@
           <w:szCs w:val="24"/>
           <w:lang w:val="en-US"/>
         </w:rPr>
-        <w:t>: {{ w_t_w_r_w_r_w_rpr_w_rfonts_w_ascii_times_new_roman_w_hansi_times_new_roman_w_cs_times_new_roman_w_sz_w_val_24_w_szcs_w_val_24_w_lang_w_val_en_us_w_rpr_w_t_xml_space_preserve_w_t_w_r_w_prooferr_w_type_spellstart_w_r_w_rpr_w_rfonts_w_ascii_times_new_roman_w_hansi_times_new_roman_w_cs_times_new_roman_w_sz_w_val_24_w_szcs_w_val_24_w_lang_w_val_en_us_w_rpr_w_t_plaintiff_passport_w_t_w_r_w_prooferr_w_type_spellend_w_r_w_rpr_w_rfonts_w_ascii_times_new_roman_w_hansi_times_new_roman_w_cs_times_new_roman_w_sz_w_val_24_w_szcs_w_val_24_w_lang_w_val_en_us_w_rpr_w_t_xml_space_preserve }}</w:t>
+        <w:t>: {{ plaintiff_passport }}</w:t>
       </w:r>
     </w:p>
     <w:p>
@@ -155,7 +154,7 @@
           <w:szCs w:val="24"/>
           <w:lang w:val="en-US"/>
         </w:rPr>
-        <w:t xml:space="preserve">{{ w_t_w_r_w_r_w_rsidr_00e64974_w_rpr_w_rfonts_w_ascii_times_new_roman_w_hansi_times_new_roman_w_cs_times_new_roman_w_sz_w_val_24_w_szcs_w_val_24_w_lang_w_val_en_us_w_rpr_w_t_defendant_w_t_w_r_w_r_w_rsidr_00e64974_w_rsidrpr_00ef2cea_w_rpr_w_rfonts_w_ascii_times_new_roman_w_hansi_times_new_roman_w_cs_times_new_roman_w_sz_w_val_24_w_szcs_w_val_24_w_lang_w_val_en_us_w_rpr_w_t_xml_space_preserve }}</w:t>
+        <w:t xml:space="preserve">{{ defendant }}</w:t>
       </w:r>
     </w:p>
     <w:p>
@@ -221,7 +220,6 @@
         </w:rPr>
         <w:t xml:space="preserve">{ </w:t>
       </w:r>
-      <w:proofErr w:type="spellStart"/>
       <w:r>
         <w:rPr>
           <w:rFonts w:ascii="Times New Roman" w:hAnsi="Times New Roman" w:cs="Times New Roman"/>
@@ -231,7 +229,6 @@
         </w:rPr>
         <w:t>registration_address</w:t>
       </w:r>
-      <w:proofErr w:type="spellEnd"/>
       <w:r>
         <w:rPr>
           <w:rFonts w:ascii="Times New Roman" w:hAnsi="Times New Roman" w:cs="Times New Roman"/>
@@ -296,7 +293,7 @@
           <w:szCs w:val="24"/>
           <w:lang w:val="en-US"/>
         </w:rPr>
-        <w:t xml:space="preserve">{{ w_t_w_r_w_r_w_rsidr_00e64974_w_rpr_w_rfonts_w_ascii_times_new_roman_w_hansi_times_new_roman_w_cs_times_new_roman_w_sz_w_val_24_w_szcs_w_val_24_w_lang_w_val_en_us_w_rpr_w_t_plaintiff_w_t_w_r_w_r_w_rsidr_00e64974_w_rsidrpr_00e64974_w_rpr_w_rfonts_w_ascii_times_new_roman_w_hansi_times_new_roman_w_cs_times_new_roman_w_sz_w_val_24_w_szcs_w_val_24_w_lang_w_val_en_us_w_rpr_w_t_xml_space_preserve }}</w:t>
+        <w:t xml:space="preserve">{{ plaintiff }}</w:t>
       </w:r>
       <w:r>
         <w:rPr>
@@ -331,7 +328,7 @@
           <w:szCs w:val="24"/>
           <w:lang w:val="en-US"/>
         </w:rPr>
-        <w:t xml:space="preserve">{{ w_t_w_r_w_prooferr_w_type_spellstart_w_r_w_rsidr_00e64974_w_rpr_w_rfonts_w_ascii_times_new_roman_w_hansi_times_new_roman_w_cs_times_new_roman_w_sz_w_val_24_w_szcs_w_val_24_w_lang_w_val_en_us_w_rpr_w_t_details_w_t_w_r_w_r_w_rsidr_00e64974_w_rsidrpr_00e64974_w_rpr_w_rfonts_w_ascii_times_new_roman_w_hansi_times_new_roman_w_cs_times_new_roman_w_sz_w_val_24_w_szcs_w_val_24_w_lang_w_val_en_us_w_rpr_w_t_w_t_w_r_w_r_w_rsidr_00e64974_w_rpr_w_rfonts_w_ascii_times_new_roman_w_hansi_times_new_roman_w_cs_times_new_roman_w_sz_w_val_24_w_szcs_w_val_24_w_lang_w_val_en_us_w_rpr_w_t_statement_of_defendant_w_t_w_r_w_prooferr_w_type_spellend_w_r_w_rsidr_00e64974_w_rpr_w_rfonts_w_ascii_times_new_roman_w_hansi_times_new_roman_w_cs_times_new_roman_w_sz_w_val_24_w_szcs_w_val_24_w_lang_w_val_en_us_w_rpr_w_t_xml_space_preserve }}</w:t>
+        <w:t xml:space="preserve">{{ details_statement_of_defendant }}</w:t>
       </w:r>
       <w:r>
         <w:rPr>
@@ -366,7 +363,7 @@
           <w:sz w:val="24"/>
           <w:szCs w:val="24"/>
         </w:rPr>
-        <w:t xml:space="preserve">{{ w_t_w_r_w_r_w_rsidr_00e64974_w_rpr_w_rfonts_w_ascii_times_new_roman_w_hansi_times_new_roman_w_cs_times_new_roman_w_sz_w_val_24_w_szcs_w_val_24_w_lang_w_val_en_us_w_rpr_w_t_proof_w_t_w_r_w_r_w_rsidr_00e64974_w_rsidrpr_00e64974_w_rpr_w_rfonts_w_ascii_times_new_roman_w_hansi_times_new_roman_w_cs_times_new_roman_w_sz_w_val_24_w_szcs_w_val_24_w_rpr_w_t_xml_space_preserve }}</w:t>
+        <w:t xml:space="preserve">{{ proof }}</w:t>
       </w:r>
       <w:r>
         <w:rPr>
@@ -392,7 +389,7 @@
           <w:sz w:val="24"/>
           <w:szCs w:val="24"/>
         </w:rPr>
-        <w:t xml:space="preserve">{{ w_t_w_r_w_r_w_rpr_w_rfonts_w_ascii_times_new_roman_w_hansi_times_new_roman_w_cs_times_new_roman_w_sz_w_val_24_w_szcs_w_val_24_w_lang_w_val_en_us_w_rpr_w_t_defendant_w_t_w_r_w_r_w_rsidrpr_00e64974_w_rpr_w_rfonts_w_ascii_times_new_roman_w_hansi_times_new_roman_w_cs_times_new_roman_w_sz_w_val_24_w_szcs_w_val_24_w_rpr_w_t_xml_space_preserve }}</w:t>
+        <w:t xml:space="preserve">{{ defendant }}</w:t>
       </w:r>
       <w:r>
         <w:rPr>
@@ -408,7 +405,7 @@
           <w:sz w:val="24"/>
           <w:szCs w:val="24"/>
         </w:rPr>
-        <w:t xml:space="preserve">{{ w_t_w_r_w_r_w_rpr_w_rfonts_w_ascii_times_new_roman_w_hansi_times_new_roman_w_cs_times_new_roman_w_sz_w_val_24_w_szcs_w_val_24_w_lang_w_val_en_us_w_rpr_w_t_children_w_t_w_r_w_r_w_rsidrpr_00e64974_w_rpr_w_rfonts_w_ascii_times_new_roman_w_hansi_times_new_roman_w_cs_times_new_roman_w_sz_w_val_24_w_szcs_w_val_24_w_rpr_w_t_w_t_w_r_w_r_w_rpr_w_rfonts_w_ascii_times_new_roman_w_hansi_times_new_roman_w_cs_times_new_roman_w_sz_w_val_24_w_szcs_w_val_24_w_lang_w_val_en_us_w_rpr_w_t_name_w_t_w_r_w_r_w_rsidrpr_00e64974_w_rpr_w_rfonts_w_ascii_times_new_roman_w_hansi_times_new_roman_w_cs_times_new_roman_w_sz_w_val_24_w_szcs_w_val_24_w_rpr_w_t_xml_space_preserve }}</w:t>
+        <w:t xml:space="preserve">{{ children_name }}</w:t>
       </w:r>
       <w:r>
         <w:rPr>
@@ -466,133 +463,25 @@
           <w:sz w:val="24"/>
           <w:szCs w:val="24"/>
         </w:rPr>
-        <w:t xml:space="preserve">{{ </w:t>
-      </w:r>
-      <w:r>
-        <w:rPr>
-          <w:rFonts w:ascii="Times New Roman" w:hAnsi="Times New Roman" w:cs="Times New Roman"/>
-          <w:sz w:val="24"/>
-          <w:szCs w:val="24"/>
-          <w:lang w:val="en-US"/>
-        </w:rPr>
-        <w:t>children</w:t>
-      </w:r>
-      <w:r>
-        <w:rPr>
-          <w:rFonts w:ascii="Times New Roman" w:hAnsi="Times New Roman" w:cs="Times New Roman"/>
-          <w:sz w:val="24"/>
-          <w:szCs w:val="24"/>
-        </w:rPr>
-        <w:t>_</w:t>
-      </w:r>
-      <w:r>
-        <w:rPr>
-          <w:rFonts w:ascii="Times New Roman" w:hAnsi="Times New Roman" w:cs="Times New Roman"/>
-          <w:sz w:val="24"/>
-          <w:szCs w:val="24"/>
-          <w:lang w:val="en-US"/>
-        </w:rPr>
-        <w:t>name</w:t>
-      </w:r>
-      <w:r>
-        <w:rPr>
-          <w:rFonts w:ascii="Times New Roman" w:hAnsi="Times New Roman" w:cs="Times New Roman"/>
-          <w:sz w:val="24"/>
-          <w:szCs w:val="24"/>
-        </w:rPr>
-        <w:t>_</w:t>
-      </w:r>
-      <w:r>
-        <w:rPr>
-          <w:rFonts w:ascii="Times New Roman" w:hAnsi="Times New Roman" w:cs="Times New Roman"/>
-          <w:sz w:val="24"/>
-          <w:szCs w:val="24"/>
-          <w:lang w:val="en-US"/>
-        </w:rPr>
-        <w:t>text</w:t>
-      </w:r>
-      <w:r>
-        <w:rPr>
-          <w:rFonts w:ascii="Times New Roman" w:hAnsi="Times New Roman" w:cs="Times New Roman"/>
-          <w:sz w:val="24"/>
-          <w:szCs w:val="24"/>
-        </w:rPr>
-        <w:t>_</w:t>
-      </w:r>
-      <w:r>
-        <w:rPr>
-          <w:rFonts w:ascii="Times New Roman" w:hAnsi="Times New Roman" w:cs="Times New Roman"/>
-          <w:sz w:val="24"/>
-          <w:szCs w:val="24"/>
-          <w:lang w:val="en-US"/>
-        </w:rPr>
-        <w:t>one</w:t>
-      </w:r>
-      <w:r>
-        <w:rPr>
-          <w:rFonts w:ascii="Times New Roman" w:hAnsi="Times New Roman" w:cs="Times New Roman"/>
-          <w:sz w:val="24"/>
-          <w:szCs w:val="24"/>
-        </w:rPr>
-        <w:t xml:space="preserve"> }</w:t>
-      </w:r>
-      <w:r>
-        <w:rPr>
-          <w:rFonts w:ascii="Times New Roman" w:hAnsi="Times New Roman" w:cs="Times New Roman"/>
-          <w:sz w:val="24"/>
-          <w:szCs w:val="24"/>
-        </w:rPr>
-        <w:t>}</w:t>
-      </w:r>
-    </w:p>
-    <w:p>
-      <w:pPr>
-        <w:pStyle w:val="ListParagraph"/>
-        <w:numPr>
-          <w:ilvl w:val="0"/>
-          <w:numId w:val="1"/>
-        </w:numPr>
+        <w:t xml:space="preserve">{{ children_name_text_one_prekratit_uderzhivat_s_menya_alimenty_na_soderzhanie_chil }}</w:t>
+      </w:r>
+      <w:r>
+        <w:rPr>
+          <w:rFonts w:ascii="Times New Roman" w:hAnsi="Times New Roman" w:cs="Times New Roman"/>
+          <w:sz w:val="24"/>
+          <w:szCs w:val="24"/>
+        </w:rPr>
+        <w:t>.</w:t>
+      </w:r>
+    </w:p>
+    <w:p>
+      <w:pPr>
         <w:spacing w:line="259" w:lineRule="auto"/>
         <w:jc w:val="both"/>
         <w:rPr>
           <w:rFonts w:ascii="Times New Roman" w:hAnsi="Times New Roman" w:cs="Times New Roman"/>
           <w:sz w:val="24"/>
           <w:szCs w:val="24"/>
-        </w:rPr>
-      </w:pPr>
-      <w:r>
-        <w:rPr>
-          <w:rFonts w:ascii="Times New Roman" w:hAnsi="Times New Roman" w:cs="Times New Roman"/>
-          <w:sz w:val="24"/>
-          <w:szCs w:val="24"/>
-        </w:rPr>
-        <w:t xml:space="preserve">Прекратить удерживать с меня алименты на содержание </w:t>
-      </w:r>
-      <w:r>
-        <w:rPr>
-          <w:rFonts w:ascii="Times New Roman" w:hAnsi="Times New Roman" w:cs="Times New Roman"/>
-          <w:sz w:val="24"/>
-          <w:szCs w:val="24"/>
-        </w:rPr>
-        <w:t xml:space="preserve">{{ w_t_w_r_w_r_w_rsidr_00e64974_w_rpr_w_rfonts_w_ascii_times_new_roman_w_hansi_times_new_roman_w_cs_times_new_roman_w_sz_w_val_24_w_szcs_w_val_24_w_lang_w_val_en_us_w_rpr_w_t_children_w_t_w_r_w_r_w_rsidr_00e64974_w_rsidrpr_00e64974_w_rpr_w_rfonts_w_ascii_times_new_roman_w_hansi_times_new_roman_w_cs_times_new_roman_w_sz_w_val_24_w_szcs_w_val_24_w_rpr_w_t_w_t_w_r_w_r_w_rsidr_00e64974_w_rpr_w_rfonts_w_ascii_times_new_roman_w_hansi_times_new_roman_w_cs_times_new_roman_w_sz_w_val_24_w_szcs_w_val_24_w_lang_w_val_en_us_w_rpr_w_t_name_w_t_w_r_w_r_w_rsidr_00e64974_w_rsidrpr_00e64974_w_rpr_w_rfonts_w_ascii_times_new_roman_w_hansi_times_new_roman_w_cs_times_new_roman_w_sz_w_val_24_w_szcs_w_val_24_w_rpr_w_t_w_t_w_r_w_r_w_rsidr_00ef2cea_w_rpr_w_rfonts_w_ascii_times_new_roman_w_hansi_times_new_roman_w_cs_times_new_roman_w_sz_w_val_24_w_szcs_w_val_24_w_lang_w_val_en_us_w_rpr_w_t_text_w_t_w_r_w_r_w_rsidr_00e64974_w_rsidrpr_00e64974_w_rpr_w_rfonts_w_ascii_times_new_roman_w_hansi_times_new_roman_w_cs_times_new_roman_w_sz_w_val_24_w_szcs_w_val_24_w_rpr_w_t_xml_space_preserve }}</w:t>
-      </w:r>
-      <w:r>
-        <w:rPr>
-          <w:rFonts w:ascii="Times New Roman" w:hAnsi="Times New Roman" w:cs="Times New Roman"/>
-          <w:sz w:val="24"/>
-          <w:szCs w:val="24"/>
-        </w:rPr>
-        <w:t>.</w:t>
-      </w:r>
-    </w:p>
-    <w:p>
-      <w:pPr>
-        <w:spacing w:line="259" w:lineRule="auto"/>
-        <w:jc w:val="both"/>
-        <w:rPr>
-          <w:rFonts w:ascii="Times New Roman" w:hAnsi="Times New Roman" w:cs="Times New Roman"/>
-          <w:sz w:val="24"/>
-          <w:szCs w:val="24"/>
           <w:lang w:val="en-US"/>
         </w:rPr>
       </w:pPr>
@@ -623,7 +512,7 @@
           <w:szCs w:val="24"/>
           <w:lang w:val="en-US"/>
         </w:rPr>
-        <w:t xml:space="preserve">{{ w_t_w_r_w_r_w_rsidr_00ef2cea_w_rpr_w_rfonts_w_ascii_times_new_roman_w_hansi_times_new_roman_w_cs_times_new_roman_w_i_w_ics_w_sz_w_val_24_w_szcs_w_val_24_w_lang_w_val_en_us_w_rpr_w_t_signature_w_t_w_r_w_r_w_rpr_w_rfonts_w_ascii_times_new_roman_w_hansi_times_new_roman_w_cs_times_new_roman_w_i_w_ics_w_sz_w_val_24_w_szcs_w_val_24_w_lang_w_val_en_us_w_rpr_w_t_xml_space_preserve }}</w:t>
+        <w:t xml:space="preserve">{{ signature }}</w:t>
       </w:r>
       <w:r>
         <w:rPr>
